--- a/eng/docx/007.content.docx
+++ b/eng/docx/007.content.docx
@@ -5758,31 +5758,31 @@
         <w:rPr>
           <w:lang w:val="en_US" w:bidi="en_US"/>
         </w:rPr>
-        <w:t>Village near Gibeah of Saul and Anathoth in Benjamin, north of Jerusalem and close to Bahurim (</w:t>
-      </w:r>
-      <w:r>
-        <w:rPr>
-          <w:lang w:val="en_US" w:bidi="en_US"/>
-        </w:rPr>
-        <w:t>1 Sm 25:44</w:t>
-      </w:r>
-      <w:r>
-        <w:rPr>
-          <w:lang w:val="en_US" w:bidi="en_US"/>
-        </w:rPr>
-        <w:t xml:space="preserve">; </w:t>
-      </w:r>
-      <w:r>
-        <w:rPr>
-          <w:lang w:val="en_US" w:bidi="en_US"/>
-        </w:rPr>
-        <w:t>Is 10:30</w:t>
-      </w:r>
-      <w:r>
-        <w:rPr>
-          <w:lang w:val="en_US" w:bidi="en_US"/>
-        </w:rPr>
-        <w:t>); probably present-day Khirbet Kakul.</w:t>
+        <w:t>Gallim was a village in the territory of the tribe of Benjamin, north of Jerusalem. It was near Gibeah of Saul, Anathoth, and Bahurim (</w:t>
+      </w:r>
+      <w:r>
+        <w:rPr>
+          <w:lang w:val="en_US" w:bidi="en_US"/>
+        </w:rPr>
+        <w:t>1 Samuel 25:44</w:t>
+      </w:r>
+      <w:r>
+        <w:rPr>
+          <w:lang w:val="en_US" w:bidi="en_US"/>
+        </w:rPr>
+        <w:t xml:space="preserve">; </w:t>
+      </w:r>
+      <w:r>
+        <w:rPr>
+          <w:lang w:val="en_US" w:bidi="en_US"/>
+        </w:rPr>
+        <w:t>Isaiah 10:30</w:t>
+      </w:r>
+      <w:r>
+        <w:rPr>
+          <w:lang w:val="en_US" w:bidi="en_US"/>
+        </w:rPr>
+        <w:t>). It is probably the same as present-day Khirbet Kakul.</w:t>
       </w:r>
       <w:r>
         <w:rPr>
@@ -7226,7 +7226,7 @@
         <w:rPr>
           <w:lang w:val="en_US" w:bidi="en_US"/>
         </w:rPr>
-        <w:t xml:space="preserve">Designation for Keilah in </w:t>
+        <w:t xml:space="preserve">Garmite is a name used for Keilah in </w:t>
       </w:r>
       <w:r>
         <w:rPr>
@@ -7238,13 +7238,13 @@
         <w:rPr>
           <w:lang w:val="en_US" w:bidi="en_US"/>
         </w:rPr>
-        <w:t xml:space="preserve">. The word, which means “bony,” seems to denote strength (the same Hebrew word is used in </w:t>
-      </w:r>
-      <w:r>
-        <w:rPr>
-          <w:lang w:val="en_US" w:bidi="en_US"/>
-        </w:rPr>
-        <w:t>Jb 40:18</w:t>
+        <w:t xml:space="preserve">. The word means “bony.” It seems to suggest strength. The same Hebrew word is used in </w:t>
+      </w:r>
+      <w:r>
+        <w:rPr>
+          <w:lang w:val="en_US" w:bidi="en_US"/>
+        </w:rPr>
+        <w:t>Job 40:18</w:t>
       </w:r>
       <w:r>
         <w:rPr>
@@ -7256,13 +7256,13 @@
         <w:rPr>
           <w:lang w:val="en_US" w:bidi="en_US"/>
         </w:rPr>
-        <w:t>Prv 25:15</w:t>
-      </w:r>
-      <w:r>
-        <w:rPr>
-          <w:lang w:val="en_US" w:bidi="en_US"/>
-        </w:rPr>
-        <w:t>).</w:t>
+        <w:t>Proverbs 25:15</w:t>
+      </w:r>
+      <w:r>
+        <w:rPr>
+          <w:lang w:val="en_US" w:bidi="en_US"/>
+        </w:rPr>
+        <w:t>.</w:t>
       </w:r>
       <w:r>
         <w:rPr>
@@ -10661,7 +10661,7 @@
         <w:rPr>
           <w:lang w:val="en_US" w:bidi="en_US"/>
         </w:rPr>
-        <w:t xml:space="preserve">Small town just north of Jerusalem. </w:t>
+        <w:t xml:space="preserve">Gebim was a small town just north of Jerusalem. </w:t>
       </w:r>
       <w:r>
         <w:rPr>
@@ -10673,7 +10673,7 @@
         <w:rPr>
           <w:lang w:val="en_US" w:bidi="en_US"/>
         </w:rPr>
-        <w:t xml:space="preserve"> prophesied that its inhabitants would flee when the Assyrian army came to invade. Its exact location is unknown.</w:t>
+        <w:t xml:space="preserve"> prophesied that those living there would flee when the Assyrian army came to invade. The town's exact location is unknown.</w:t>
       </w:r>
       <w:r>
         <w:rPr>
@@ -27093,159 +27093,6 @@
         <w:rPr>
           <w:lang w:val="en_US" w:bidi="en_US"/>
         </w:rPr>
-        <w:t>Gihon, Spring of</w:t>
-      </w:r>
-      <w:r>
-        <w:rPr>
-          <w:lang w:val="en_US" w:bidi="en_US"/>
-        </w:rPr>
-      </w:r>
-    </w:p>
-    <w:p>
-      <w:pPr/>
-      <w:r>
-        <w:rPr>
-          <w:lang w:val="en_US" w:bidi="en_US"/>
-        </w:rPr>
-      </w:r>
-      <w:r>
-        <w:rPr>
-          <w:lang w:val="en_US" w:bidi="en_US"/>
-        </w:rPr>
-        <w:t>Site in Jerusalem where Solomon was anointed as king (</w:t>
-      </w:r>
-      <w:r>
-        <w:rPr>
-          <w:lang w:val="en_US" w:bidi="en_US"/>
-        </w:rPr>
-        <w:t>1 Kgs 1:33, 38, 45</w:t>
-      </w:r>
-      <w:r>
-        <w:rPr>
-          <w:lang w:val="en_US" w:bidi="en_US"/>
-        </w:rPr>
-        <w:t>). There are two sources of running water in Jerusalem: The first is the Ain Umm el Daraj’ (also known as the spring of the Mother of Steps, in the OT as Gihon, and to Christians as the Virgin’s Fountain), which lies at the eastern ridge. The second is Bir ’Ayub, or the well of Job. The importance of the spring of Gihon for the defense of Jerusalem in time of siege is emphasized by Hezekiah’s measures to deny his enemies access to the water supply and provide access for those who defended the city (</w:t>
-      </w:r>
-      <w:r>
-        <w:rPr>
-          <w:lang w:val="en_US" w:bidi="en_US"/>
-        </w:rPr>
-        <w:t>2 Kgs 20:20</w:t>
-      </w:r>
-      <w:r>
-        <w:rPr>
-          <w:lang w:val="en_US" w:bidi="en_US"/>
-        </w:rPr>
-        <w:t xml:space="preserve">; </w:t>
-      </w:r>
-      <w:r>
-        <w:rPr>
-          <w:lang w:val="en_US" w:bidi="en_US"/>
-        </w:rPr>
-        <w:t>2 Chr 32:30</w:t>
-      </w:r>
-      <w:r>
-        <w:rPr>
-          <w:lang w:val="en_US" w:bidi="en_US"/>
-        </w:rPr>
-        <w:t xml:space="preserve">; cf. </w:t>
-      </w:r>
-      <w:r>
-        <w:rPr>
-          <w:lang w:val="en_US" w:bidi="en_US"/>
-        </w:rPr>
-        <w:t>2 Kgs 25:4</w:t>
-      </w:r>
-      <w:r>
-        <w:rPr>
-          <w:lang w:val="en_US" w:bidi="en_US"/>
-        </w:rPr>
-        <w:t xml:space="preserve">; </w:t>
-      </w:r>
-      <w:r>
-        <w:rPr>
-          <w:lang w:val="en_US" w:bidi="en_US"/>
-        </w:rPr>
-        <w:t>2 Chr 32:3–4</w:t>
-      </w:r>
-      <w:r>
-        <w:rPr>
-          <w:lang w:val="en_US" w:bidi="en_US"/>
-        </w:rPr>
-        <w:t xml:space="preserve">; </w:t>
-      </w:r>
-      <w:r>
-        <w:rPr>
-          <w:lang w:val="en_US" w:bidi="en_US"/>
-        </w:rPr>
-        <w:t>Is 7:3</w:t>
-      </w:r>
-      <w:r>
-        <w:rPr>
-          <w:lang w:val="en_US" w:bidi="en_US"/>
-        </w:rPr>
-        <w:t>). Hezekiah’s tunnel brought the waters from the spring of Gihon in the Kidron Valley (eastern) into the central valley where the present-day pool of Siloam is located. The spring was unable to supply all of Jerusalem’s needs after the exile, and in the Roman period aqueducts were built to bring additional water.</w:t>
-      </w:r>
-    </w:p>
-    <w:p>
-      <w:pPr/>
-      <w:r>
-        <w:rPr>
-          <w:lang w:val="en_US" w:bidi="en_US"/>
-        </w:rPr>
-      </w:r>
-      <w:r>
-        <w:rPr>
-          <w:i/>
-          <w:lang w:val="en_US" w:bidi="en_US"/>
-        </w:rPr>
-        <w:t>See also</w:t>
-      </w:r>
-      <w:r>
-        <w:rPr>
-          <w:lang w:val="en_US" w:bidi="en_US"/>
-        </w:rPr>
-        <w:t xml:space="preserve"> </w:t>
-      </w:r>
-      <w:r>
-        <w:rPr>
-          <w:lang w:val="en_US" w:bidi="en_US"/>
-        </w:rPr>
-        <w:t>Siloam, Pool of</w:t>
-      </w:r>
-      <w:r>
-        <w:rPr>
-          <w:lang w:val="en_US" w:bidi="en_US"/>
-        </w:rPr>
-        <w:t>.</w:t>
-      </w:r>
-      <w:r>
-        <w:rPr>
-          <w:lang w:val="en_US" w:bidi="en_US"/>
-        </w:rPr>
-      </w:r>
-      <w:r>
-        <w:rPr>
-          <w:lang w:val="en_US" w:bidi="en_US"/>
-        </w:rPr>
-      </w:r>
-    </w:p>
-    <w:p>
-      <w:pPr/>
-      <w:r>
-        <w:rPr>
-          <w:lang w:val="en_US" w:bidi="en_US"/>
-        </w:rPr>
-      </w:r>
-    </w:p>
-    <w:p>
-      <w:pPr>
-        <w:pStyle w:val="Heading2"/>
-      </w:pPr>
-      <w:r>
-        <w:rPr>
-          <w:lang w:val="en_US" w:bidi="en_US"/>
-        </w:rPr>
         <w:t>Gilalai</w:t>
       </w:r>
       <w:r>
@@ -30404,7 +30251,7 @@
         <w:rPr>
           <w:lang w:val="en_US" w:bidi="en_US"/>
         </w:rPr>
-        <w:t xml:space="preserve">Translation for “mirror” in </w:t>
+        <w:t xml:space="preserve">Glass is the King James Version translation for “mirror” in </w:t>
       </w:r>
       <w:r>
         <w:rPr>
@@ -30440,7 +30287,15 @@
         <w:rPr>
           <w:lang w:val="en_US" w:bidi="en_US"/>
         </w:rPr>
-        <w:t xml:space="preserve"> (kjv). Since mirrors of Bible times were polished metal sheets, “glass” is incorrect. </w:t>
+        <w:t xml:space="preserve">. Since mirrors in Bible times were polished metal sheets, “glass” is incorrect. </w:t>
+      </w:r>
+    </w:p>
+    <w:p>
+      <w:pPr/>
+      <w:r>
+        <w:rPr>
+          <w:lang w:val="en_US" w:bidi="en_US"/>
+        </w:rPr>
       </w:r>
       <w:r>
         <w:rPr>
@@ -59214,31 +59069,31 @@
         <w:rPr>
           <w:lang w:val="en_US" w:bidi="en_US"/>
         </w:rPr>
-        <w:t>City and district near the Euphrates River. The Habor River (modern Khabur) flowed through it. The Assyrians conquered it sometime before Sennacherib’s invasion of Judah (701 BC). This fact is mentioned by Sennacherib, king of Assyria, in a blasphemous letter sent to Hezekiah, king of Judah (</w:t>
-      </w:r>
-      <w:r>
-        <w:rPr>
-          <w:lang w:val="en_US" w:bidi="en_US"/>
-        </w:rPr>
-        <w:t>2 Kgs 19:12</w:t>
-      </w:r>
-      <w:r>
-        <w:rPr>
-          <w:lang w:val="en_US" w:bidi="en_US"/>
-        </w:rPr>
-        <w:t xml:space="preserve">; </w:t>
-      </w:r>
-      <w:r>
-        <w:rPr>
-          <w:lang w:val="en_US" w:bidi="en_US"/>
-        </w:rPr>
-        <w:t>Is 37:12</w:t>
-      </w:r>
-      <w:r>
-        <w:rPr>
-          <w:lang w:val="en_US" w:bidi="en_US"/>
-        </w:rPr>
-        <w:t>). Later it became one of the places in Assyria where conquered Israelites were deported.</w:t>
+        <w:t>Gozan was a city and district near the Euphrates River. The Habor River (modern Khabur) flowed through it. The Assyrians conquered it sometime before King Sennacherib invaded Judah (701 BC). King Sennacherib of Assyria mentions this in a blasphemous letter sent to King Hezekiah of Judah (</w:t>
+      </w:r>
+      <w:r>
+        <w:rPr>
+          <w:lang w:val="en_US" w:bidi="en_US"/>
+        </w:rPr>
+        <w:t>2 Kings 19:12</w:t>
+      </w:r>
+      <w:r>
+        <w:rPr>
+          <w:lang w:val="en_US" w:bidi="en_US"/>
+        </w:rPr>
+        <w:t xml:space="preserve">; </w:t>
+      </w:r>
+      <w:r>
+        <w:rPr>
+          <w:lang w:val="en_US" w:bidi="en_US"/>
+        </w:rPr>
+        <w:t>Isaiah 37:12</w:t>
+      </w:r>
+      <w:r>
+        <w:rPr>
+          <w:lang w:val="en_US" w:bidi="en_US"/>
+        </w:rPr>
+        <w:t>). Later, Gozan became a place in Assyria where conquered Israelites were deported.</w:t>
       </w:r>
       <w:r>
         <w:rPr>
